--- a/Respuestas Trabajo 1.docx
+++ b/Respuestas Trabajo 1.docx
@@ -1,6 +1,6 @@
 
 <file path=word/document.xml><?xml version="1.0" encoding="utf-8"?>
-<w:document xmlns:o="urn:schemas-microsoft-com:office:office" xmlns:r="http://schemas.openxmlformats.org/officeDocument/2006/relationships" xmlns:v="urn:schemas-microsoft-com:vml" xmlns:w="http://schemas.openxmlformats.org/wordprocessingml/2006/main" xmlns:w10="urn:schemas-microsoft-com:office:word" xmlns:wp="http://schemas.openxmlformats.org/drawingml/2006/wordprocessingDrawing" xmlns:wps="http://schemas.microsoft.com/office/word/2010/wordprocessingShape" xmlns:wpg="http://schemas.microsoft.com/office/word/2010/wordprocessingGroup" xmlns:mc="http://schemas.openxmlformats.org/markup-compatibility/2006" xmlns:wp14="http://schemas.microsoft.com/office/word/2010/wordprocessingDrawing" xmlns:w14="http://schemas.microsoft.com/office/word/2010/wordml" xmlns:w15="http://schemas.microsoft.com/office/word/2012/wordml" mc:Ignorable="w14 wp14 w15">
+<w:document xmlns:o="urn:schemas-microsoft-com:office:office" xmlns:r="http://schemas.openxmlformats.org/officeDocument/2006/relationships" xmlns:v="urn:schemas-microsoft-com:vml" xmlns:w="http://schemas.openxmlformats.org/wordprocessingml/2006/main" xmlns:w10="urn:schemas-microsoft-com:office:word" xmlns:wp="http://schemas.openxmlformats.org/drawingml/2006/wordprocessingDrawing" xmlns:pic="http://schemas.openxmlformats.org/drawingml/2006/picture" xmlns:wps="http://schemas.microsoft.com/office/word/2010/wordprocessingShape" xmlns:wpg="http://schemas.microsoft.com/office/word/2010/wordprocessingGroup" xmlns:mc="http://schemas.openxmlformats.org/markup-compatibility/2006" xmlns:wp14="http://schemas.microsoft.com/office/word/2010/wordprocessingDrawing" xmlns:w14="http://schemas.microsoft.com/office/word/2010/wordml" xmlns:w15="http://schemas.microsoft.com/office/word/2012/wordml" mc:Ignorable="w14 wp14 w15">
   <w:body>
     <w:p>
       <w:pPr>
@@ -13,7 +13,10 @@
         </w:rPr>
       </w:pPr>
       <w:r>
-        <w:rPr/>
+        <w:rPr>
+          <w:b/>
+          <w:bCs/>
+        </w:rPr>
       </w:r>
     </w:p>
     <w:p>
@@ -113,11 +116,7 @@
       </w:pPr>
       <w:r>
         <w:rPr/>
-        <w:t xml:space="preserve">Price.Per.Unit, variable de tipo numérica </w:t>
-      </w:r>
-      <w:r>
-        <w:rPr/>
-        <w:t>continua (num)</w:t>
+        <w:t>Price.Per.Unit, variable de tipo numérica continua (num)</w:t>
       </w:r>
     </w:p>
     <w:p>
@@ -133,11 +132,7 @@
       </w:pPr>
       <w:r>
         <w:rPr/>
-        <w:t xml:space="preserve">Total.Spent, variable de tipo numérica </w:t>
-      </w:r>
-      <w:r>
-        <w:rPr/>
-        <w:t>continua (num)</w:t>
+        <w:t>Total.Spent, variable de tipo numérica continua (num)</w:t>
       </w:r>
     </w:p>
     <w:p>
@@ -232,14 +227,7 @@
       <w:r>
         <w:rPr/>
         <w:tab/>
-      </w:r>
-      <w:r>
-        <w:rPr/>
-        <w:t xml:space="preserve">R: </w:t>
-      </w:r>
-      <w:r>
-        <w:rPr/>
-        <w:t xml:space="preserve">La variable Total.Spent corresponde al total por transacción y está en unidad de medida </w:t>
+        <w:t xml:space="preserve">R: La variable Total.Spent corresponde al total por transacción y está en unidad de medida </w:t>
         <w:tab/>
         <w:t>dólar.</w:t>
       </w:r>
@@ -292,11 +280,7 @@
       </w:pPr>
       <w:r>
         <w:rPr/>
-        <w:t xml:space="preserve">R: </w:t>
-      </w:r>
-      <w:r>
-        <w:rPr/>
-        <w:t>La variable Quantity (Cantidad), presenta un Coeficiente de Variación de un 45,74% a diferencia de PricePerUnit (Precio por unidad) que presenta un Coeficiente de Variación de 42,13%, por lo tanto, Quantity tiene mayor dispersión.</w:t>
+        <w:t>R: La variable Quantity (Cantidad), presenta un Coeficiente de Variación de un 45,74% a diferencia de PricePerUnit (Precio por unidad) que presenta un Coeficiente de Variación de 42,13%, por lo tanto, Quantity tiene mayor dispersión.</w:t>
       </w:r>
     </w:p>
     <w:p>
@@ -352,19 +336,7 @@
       </w:pPr>
       <w:r>
         <w:rPr/>
-        <w:t xml:space="preserve">R: </w:t>
-      </w:r>
-      <w:r>
-        <w:rPr/>
-        <w:t xml:space="preserve">La media de Total Spent, es de 8,87 y la mediana es de 8, es decir, con valores bastante similares, pero con la media un poco mayor implicando que algunos valores del gasto total son más grande, no hay muchos valores outliers </w:t>
-      </w:r>
-      <w:r>
-        <w:rPr/>
-        <w:t>y una distribución relativamente simétrica</w:t>
-      </w:r>
-      <w:r>
-        <w:rPr/>
-        <w:t xml:space="preserve">. </w:t>
+        <w:t xml:space="preserve">R: La media de Total Spent, es de 8,87 y la mediana es de 8, es decir, con valores bastante similares, pero con la media un poco mayor implicando que algunos valores del gasto total son más grande, no hay muchos valores outliers y una distribución relativamente simétrica. </w:t>
       </w:r>
     </w:p>
     <w:p>
@@ -430,11 +402,7 @@
       </w:pPr>
       <w:r>
         <w:rPr/>
-        <w:t xml:space="preserve">R: </w:t>
-      </w:r>
-      <w:r>
-        <w:rPr/>
-        <w:t>Es importante esta comparación, ya que, la media se distorsiona mucho con valores atípocos, N/A, outliers y/o errores. En cambio, la mediana siempre va a reflejar el valor central del conjutno de datos.</w:t>
+        <w:t>R: Es importante esta comparación, ya que, la media se distorsiona mucho con valores atípocos, N/A, outliers y/o errores. En cambio, la mediana siempre va a reflejar el valor central del conjutno de datos.</w:t>
       </w:r>
     </w:p>
     <w:p>
@@ -490,27 +458,7 @@
       </w:pPr>
       <w:r>
         <w:rPr/>
-        <w:t xml:space="preserve">R: </w:t>
-      </w:r>
-      <w:r>
-        <w:rPr/>
-        <w:t xml:space="preserve">La variable con una distribución más simétrica es la de Quantity que se puede reflejar por la comparación de los valores de la media siendo un 3,02 y mediana un 3, es decir, valores prácticamente iguales, a demás en el histograma </w:t>
-      </w:r>
-      <w:r>
-        <w:rPr/>
-        <w:t>el</w:t>
-      </w:r>
-      <w:r>
-        <w:rPr/>
-        <w:t xml:space="preserve"> gráfico </w:t>
-      </w:r>
-      <w:r>
-        <w:rPr/>
-        <w:t>de esta</w:t>
-      </w:r>
-      <w:r>
-        <w:rPr/>
-        <w:t xml:space="preserve"> distribución que se acerca más a una simetría como la de la campana de Gauss.</w:t>
+        <w:t>R: La variable con una distribución más simétrica es la de Quantity que se puede reflejar por la comparación de los valores de la media siendo un 3,02 y mediana un 3, es decir, valores prácticamente iguales, a demás en el histograma el gráfico de esta distribución que se acerca más a una simetría como la de la campana de Gauss.</w:t>
       </w:r>
     </w:p>
     <w:p>
@@ -566,7 +514,11 @@
       </w:pPr>
       <w:r>
         <w:rPr/>
-        <w:t>R:</w:t>
+        <w:t xml:space="preserve">R: </w:t>
+      </w:r>
+      <w:r>
+        <w:rPr/>
+        <w:t>La variable totalSpent presenta una distribución de tipo Leptocúrtica, esto debido a que el índice de curtosis es superior a 0, siendo para esta variable una curtosis de 3.03, lo cual significa que la distribución de los datos de esta columna esta más concentrada alrededor de la media, dejando unas colas largas los cuales son datos mas dispersos.</w:t>
       </w:r>
     </w:p>
     <w:p>
@@ -622,7 +574,31 @@
       </w:pPr>
       <w:r>
         <w:rPr/>
-        <w:t>R:</w:t>
+        <w:t xml:space="preserve">R: </w:t>
+      </w:r>
+      <w:r>
+        <w:rPr/>
+        <w:t>No, ninguna se aproxima a una distribución normal, ya que los datos en una de las variables (Quantity) presentan una distribución plat</w:t>
+      </w:r>
+      <w:r>
+        <w:rPr/>
+        <w:t>i</w:t>
+      </w:r>
+      <w:r>
+        <w:rPr/>
+        <w:t xml:space="preserve">curtica, al no ser </w:t>
+      </w:r>
+      <w:r>
+        <w:rPr/>
+        <w:t xml:space="preserve">muy </w:t>
+      </w:r>
+      <w:r>
+        <w:rPr/>
+        <w:t xml:space="preserve">variados (no hay dispersión), </w:t>
+      </w:r>
+      <w:r>
+        <w:rPr/>
+        <w:t>y el resto presentan distribuciones que están sesgadas a la izquierda como a la derecha, por lo que no son distribuciones normales.</w:t>
       </w:r>
     </w:p>
     <w:p>
@@ -678,7 +654,11 @@
       </w:pPr>
       <w:r>
         <w:rPr/>
-        <w:t>R:</w:t>
+        <w:t xml:space="preserve">R: </w:t>
+      </w:r>
+      <w:r>
+        <w:rPr/>
+        <w:t>Según el boxplot creado en base a las variables Total.Spent y Location, el lugar de consumo, en base a estos datos, no afecta significativamente o practicamente nada en absoluto al monto gastado por los clientes, ya que ambas medianas y el rango de los bigotes son similares, poseen casi una misma dispersión además de sus outliers, los cuales parecen ser reales de compras grandes atípicas.</w:t>
       </w:r>
     </w:p>
     <w:p>
@@ -830,7 +810,15 @@
       </w:pPr>
       <w:r>
         <w:rPr/>
-        <w:t>R:</w:t>
+        <w:t xml:space="preserve">R: </w:t>
+      </w:r>
+      <w:r>
+        <w:rPr/>
+        <w:t xml:space="preserve">Existen varias limitaciones </w:t>
+      </w:r>
+      <w:r>
+        <w:rPr/>
+        <w:t>en el análisis, debido a que el dataset presenta varios datos nulos, cuyos numéricos fueron imputados, lo cual puede distorsionar la distribución de los datos y producir sesgo y no reflejar la realidad, esto sin contar la posibilidad de que altere completamente la coherencia de los datos al estar estos relacionados entre si.</w:t>
       </w:r>
     </w:p>
     <w:p>
@@ -856,6 +844,7 @@
       <w:pgNumType w:fmt="decimal"/>
       <w:formProt w:val="false"/>
       <w:textDirection w:val="lrTb"/>
+      <w:docGrid w:type="default" w:linePitch="100" w:charSpace="0"/>
     </w:sectPr>
   </w:body>
 </w:document>
@@ -1264,7 +1253,6 @@
     </w:rPrDefault>
     <w:pPrDefault>
       <w:pPr>
-        <w:widowControl/>
         <w:suppressAutoHyphens w:val="true"/>
       </w:pPr>
     </w:pPrDefault>
@@ -1274,7 +1262,10 @@
     <w:qFormat/>
     <w:pPr>
       <w:widowControl/>
+      <w:suppressAutoHyphens w:val="true"/>
       <w:bidi w:val="0"/>
+      <w:spacing w:before="0" w:after="0"/>
+      <w:jc w:val="start"/>
     </w:pPr>
     <w:rPr>
       <w:rFonts w:ascii="Liberation Serif" w:hAnsi="Liberation Serif" w:eastAsia="Noto Serif CJK SC" w:cs="Noto Sans Devanagari"/>
@@ -1285,8 +1276,8 @@
       <w:lang w:val="es-CL" w:eastAsia="zh-CN" w:bidi="hi-IN"/>
     </w:rPr>
   </w:style>
-  <w:style w:type="character" w:styleId="Bolos">
-    <w:name w:val="Bolos"/>
+  <w:style w:type="character" w:styleId="Bolosuser">
+    <w:name w:val="Bolos (user)"/>
     <w:qFormat/>
     <w:rPr>
       <w:rFonts w:ascii="OpenSymbol" w:hAnsi="OpenSymbol" w:eastAsia="OpenSymbol" w:cs="OpenSymbol"/>
@@ -1302,7 +1293,7 @@
       <w:spacing w:before="240" w:after="120"/>
     </w:pPr>
     <w:rPr>
-      <w:rFonts w:ascii="Liberation Sans" w:hAnsi="Liberation Sans" w:eastAsia="Noto Sans CJK SC" w:cs="Noto Sans Devanagari"/>
+      <w:rFonts w:ascii="Liberation Sans" w:hAnsi="Liberation Sans" w:eastAsia="Microsoft YaHei" w:cs="Arial"/>
       <w:sz w:val="28"/>
       <w:szCs w:val="28"/>
     </w:rPr>
@@ -1324,7 +1315,7 @@
     </w:rPr>
   </w:style>
   <w:style w:type="paragraph" w:styleId="Caption">
-    <w:name w:val="Caption"/>
+    <w:name w:val="caption"/>
     <w:basedOn w:val="Normal"/>
     <w:qFormat/>
     <w:pPr>
@@ -1347,6 +1338,32 @@
       <w:suppressLineNumbers/>
     </w:pPr>
     <w:rPr>
+      <w:rFonts w:cs="Arial"/>
+    </w:rPr>
+  </w:style>
+  <w:style w:type="paragraph" w:styleId="Ttulouser">
+    <w:name w:val="Título (user)"/>
+    <w:basedOn w:val="Normal"/>
+    <w:next w:val="BodyText"/>
+    <w:qFormat/>
+    <w:pPr>
+      <w:keepNext w:val="true"/>
+      <w:spacing w:before="240" w:after="120"/>
+    </w:pPr>
+    <w:rPr>
+      <w:rFonts w:ascii="Liberation Sans" w:hAnsi="Liberation Sans" w:eastAsia="Noto Sans CJK SC" w:cs="Noto Sans Devanagari"/>
+      <w:sz w:val="28"/>
+      <w:szCs w:val="28"/>
+    </w:rPr>
+  </w:style>
+  <w:style w:type="paragraph" w:styleId="ndiceuser">
+    <w:name w:val="Índice (user)"/>
+    <w:basedOn w:val="Normal"/>
+    <w:qFormat/>
+    <w:pPr>
+      <w:suppressLineNumbers/>
+    </w:pPr>
+    <w:rPr>
       <w:rFonts w:cs="Noto Sans Devanagari"/>
     </w:rPr>
   </w:style>
@@ -1361,37 +1378,37 @@
         <a:srgbClr val="000000"/>
       </a:dk1>
       <a:lt1>
-        <a:srgbClr val="ffffff"/>
+        <a:srgbClr val="FFFFFF"/>
       </a:lt1>
       <a:dk2>
         <a:srgbClr val="000000"/>
       </a:dk2>
       <a:lt2>
-        <a:srgbClr val="ffffff"/>
+        <a:srgbClr val="FFFFFF"/>
       </a:lt2>
       <a:accent1>
-        <a:srgbClr val="18a303"/>
+        <a:srgbClr val="18A303"/>
       </a:accent1>
       <a:accent2>
-        <a:srgbClr val="0369a3"/>
+        <a:srgbClr val="0369A3"/>
       </a:accent2>
       <a:accent3>
-        <a:srgbClr val="a33e03"/>
+        <a:srgbClr val="A33E03"/>
       </a:accent3>
       <a:accent4>
-        <a:srgbClr val="8e03a3"/>
+        <a:srgbClr val="8E03A3"/>
       </a:accent4>
       <a:accent5>
-        <a:srgbClr val="c99c00"/>
+        <a:srgbClr val="C99C00"/>
       </a:accent5>
       <a:accent6>
-        <a:srgbClr val="c9211e"/>
+        <a:srgbClr val="C9211E"/>
       </a:accent6>
       <a:hlink>
-        <a:srgbClr val="0000ee"/>
+        <a:srgbClr val="0000EE"/>
       </a:hlink>
       <a:folHlink>
-        <a:srgbClr val="551a8b"/>
+        <a:srgbClr val="551A8B"/>
       </a:folHlink>
     </a:clrScheme>
     <a:fontScheme name="Office">

--- a/Respuestas Trabajo 1.docx
+++ b/Respuestas Trabajo 1.docx
@@ -514,11 +514,7 @@
       </w:pPr>
       <w:r>
         <w:rPr/>
-        <w:t xml:space="preserve">R: </w:t>
-      </w:r>
-      <w:r>
-        <w:rPr/>
-        <w:t>La variable totalSpent presenta una distribución de tipo Leptocúrtica, esto debido a que el índice de curtosis es superior a 0, siendo para esta variable una curtosis de 3.03, lo cual significa que la distribución de los datos de esta columna esta más concentrada alrededor de la media, dejando unas colas largas los cuales son datos mas dispersos.</w:t>
+        <w:t>R: La variable totalSpent presenta una distribución de tipo Leptocúrtica, esto debido a que el índice de curtosis es superior a 0, siendo para esta variable una curtosis de 3.03, lo cual significa que la distribución de los datos de esta columna esta más concentrada alrededor de la media, dejando unas colas largas los cuales son datos mas dispersos.</w:t>
       </w:r>
     </w:p>
     <w:p>
@@ -574,31 +570,7 @@
       </w:pPr>
       <w:r>
         <w:rPr/>
-        <w:t xml:space="preserve">R: </w:t>
-      </w:r>
-      <w:r>
-        <w:rPr/>
-        <w:t>No, ninguna se aproxima a una distribución normal, ya que los datos en una de las variables (Quantity) presentan una distribución plat</w:t>
-      </w:r>
-      <w:r>
-        <w:rPr/>
-        <w:t>i</w:t>
-      </w:r>
-      <w:r>
-        <w:rPr/>
-        <w:t xml:space="preserve">curtica, al no ser </w:t>
-      </w:r>
-      <w:r>
-        <w:rPr/>
-        <w:t xml:space="preserve">muy </w:t>
-      </w:r>
-      <w:r>
-        <w:rPr/>
-        <w:t xml:space="preserve">variados (no hay dispersión), </w:t>
-      </w:r>
-      <w:r>
-        <w:rPr/>
-        <w:t>y el resto presentan distribuciones que están sesgadas a la izquierda como a la derecha, por lo que no son distribuciones normales.</w:t>
+        <w:t>R: No, ninguna se aproxima a una distribución normal, ya que los datos en una de las variables (Quantity) presentan una distribución platicurtica, al no ser muy variados (no hay dispersión), y el resto presentan distribuciones que están sesgadas a la izquierda como a la derecha, por lo que no son distribuciones normales.</w:t>
       </w:r>
     </w:p>
     <w:p>
@@ -654,11 +626,7 @@
       </w:pPr>
       <w:r>
         <w:rPr/>
-        <w:t xml:space="preserve">R: </w:t>
-      </w:r>
-      <w:r>
-        <w:rPr/>
-        <w:t>Según el boxplot creado en base a las variables Total.Spent y Location, el lugar de consumo, en base a estos datos, no afecta significativamente o practicamente nada en absoluto al monto gastado por los clientes, ya que ambas medianas y el rango de los bigotes son similares, poseen casi una misma dispersión además de sus outliers, los cuales parecen ser reales de compras grandes atípicas.</w:t>
+        <w:t>R: Según el boxplot creado en base a las variables Total.Spent y Location, el lugar de consumo, en base a estos datos, no afecta significativamente o practicamente nada en absoluto al monto gastado por los clientes, ya que ambas medianas y el rango de los bigotes son similares, poseen casi una misma dispersión además de sus outliers, los cuales parecen ser reales de compras grandes atípicas.</w:t>
       </w:r>
     </w:p>
     <w:p>
@@ -714,7 +682,11 @@
       </w:pPr>
       <w:r>
         <w:rPr/>
-        <w:t>R:</w:t>
+        <w:t xml:space="preserve">R: </w:t>
+      </w:r>
+      <w:r>
+        <w:rPr/>
+        <w:t>De acuerdo al gráfico de dispersión entre Quantity y Total Spent, existe una relación lineal positiva entre ambas variables, pero, esta relación presenta bastante ruido en sus datos, generando una alta dispersión dentro de estos, posiblemente causada, ya de por sí, por una alta variabilidad en el total gastado por cantidad, también probablemente por datos erróneos y/o el hecho de que el dataset esta sucio, con una cantidad muy alta de nulos.</w:t>
       </w:r>
     </w:p>
     <w:p>
@@ -770,7 +742,15 @@
       </w:pPr>
       <w:r>
         <w:rPr/>
-        <w:t>R:</w:t>
+        <w:t xml:space="preserve">R: </w:t>
+      </w:r>
+      <w:r>
+        <w:rPr/>
+        <w:t xml:space="preserve">El gráfico de torta, ya que </w:t>
+      </w:r>
+      <w:r>
+        <w:rPr/>
+        <w:t>muestra la proporción de los datos sobre la cantidad de transacciones por método de pago, además, puede ser una buena alternativa para mostrar gráficamente la proporción de los nulos en los datos (el gráfico actual los filtra, para solo mostrar los datos que no poseen nulos)</w:t>
       </w:r>
     </w:p>
     <w:p>
@@ -810,15 +790,15 @@
       </w:pPr>
       <w:r>
         <w:rPr/>
-        <w:t xml:space="preserve">R: </w:t>
-      </w:r>
-      <w:r>
-        <w:rPr/>
-        <w:t xml:space="preserve">Existen varias limitaciones </w:t>
-      </w:r>
-      <w:r>
-        <w:rPr/>
-        <w:t>en el análisis, debido a que el dataset presenta varios datos nulos, cuyos numéricos fueron imputados, lo cual puede distorsionar la distribución de los datos y producir sesgo y no reflejar la realidad, esto sin contar la posibilidad de que altere completamente la coherencia de los datos al estar estos relacionados entre si.</w:t>
+        <w:t>R: Existen varias limitaciones en el análisis, debido a que el dataset presenta varios datos nulos,</w:t>
+      </w:r>
+      <w:r>
+        <w:rPr/>
+        <w:t>tanto de tipo carácter como de numéricos, siendo estos últimos</w:t>
+      </w:r>
+      <w:r>
+        <w:rPr/>
+        <w:t xml:space="preserve"> imputados, lo cual puede distorsionar la distribución de los datos y producir sesgo y no reflejar la realidad, esto sin contar la posibilidad de que altere completamente la coherencia de los datos al estar estos relacionados entre si.</w:t>
       </w:r>
     </w:p>
     <w:p>
@@ -1276,8 +1256,8 @@
       <w:lang w:val="es-CL" w:eastAsia="zh-CN" w:bidi="hi-IN"/>
     </w:rPr>
   </w:style>
-  <w:style w:type="character" w:styleId="Bolosuser">
-    <w:name w:val="Bolos (user)"/>
+  <w:style w:type="character" w:styleId="Bolos">
+    <w:name w:val="Bolos"/>
     <w:qFormat/>
     <w:rPr>
       <w:rFonts w:ascii="OpenSymbol" w:hAnsi="OpenSymbol" w:eastAsia="OpenSymbol" w:cs="OpenSymbol"/>
@@ -1293,7 +1273,7 @@
       <w:spacing w:before="240" w:after="120"/>
     </w:pPr>
     <w:rPr>
-      <w:rFonts w:ascii="Liberation Sans" w:hAnsi="Liberation Sans" w:eastAsia="Microsoft YaHei" w:cs="Arial"/>
+      <w:rFonts w:ascii="Liberation Sans" w:hAnsi="Liberation Sans" w:eastAsia="Noto Sans CJK SC" w:cs="Noto Sans Devanagari"/>
       <w:sz w:val="28"/>
       <w:szCs w:val="28"/>
     </w:rPr>
@@ -1338,7 +1318,7 @@
       <w:suppressLineNumbers/>
     </w:pPr>
     <w:rPr>
-      <w:rFonts w:cs="Arial"/>
+      <w:rFonts w:cs="Noto Sans Devanagari"/>
     </w:rPr>
   </w:style>
   <w:style w:type="paragraph" w:styleId="Ttulouser">
@@ -1351,7 +1331,7 @@
       <w:spacing w:before="240" w:after="120"/>
     </w:pPr>
     <w:rPr>
-      <w:rFonts w:ascii="Liberation Sans" w:hAnsi="Liberation Sans" w:eastAsia="Noto Sans CJK SC" w:cs="Noto Sans Devanagari"/>
+      <w:rFonts w:ascii="Liberation Sans" w:hAnsi="Liberation Sans" w:eastAsia="Microsoft YaHei" w:cs="Arial"/>
       <w:sz w:val="28"/>
       <w:szCs w:val="28"/>
     </w:rPr>
@@ -1364,7 +1344,7 @@
       <w:suppressLineNumbers/>
     </w:pPr>
     <w:rPr>
-      <w:rFonts w:cs="Noto Sans Devanagari"/>
+      <w:rFonts w:cs="Arial"/>
     </w:rPr>
   </w:style>
 </w:styles>
